--- a/docs/GymFinder_ThietKeCSDL.docx
+++ b/docs/GymFinder_ThietKeCSDL.docx
@@ -1,6 +1,6 @@
 
 <file path=word/document.xml><?xml version="1.0" encoding="utf-8"?>
-<w:document xmlns:wpc="http://schemas.microsoft.com/office/word/2010/wordprocessingCanvas" xmlns:cx="http://schemas.microsoft.com/office/drawing/2014/chartex" xmlns:cx1="http://schemas.microsoft.com/office/drawing/2015/9/8/chartex" xmlns:cx2="http://schemas.microsoft.com/office/drawing/2015/10/21/chartex" xmlns:cx3="http://schemas.microsoft.com/office/drawing/2016/5/9/chartex" xmlns:cx4="http://schemas.microsoft.com/office/drawing/2016/5/10/chartex" xmlns:cx5="http://schemas.microsoft.com/office/drawing/2016/5/11/chartex" xmlns:cx6="http://schemas.microsoft.com/office/drawing/2016/5/12/chartex" xmlns:cx7="http://schemas.microsoft.com/office/drawing/2016/5/13/chartex" xmlns:cx8="http://schemas.microsoft.com/office/drawing/2016/5/14/chartex" xmlns:mc="http://schemas.openxmlformats.org/markup-compatibility/2006" xmlns:aink="http://schemas.microsoft.com/office/drawing/2016/ink" xmlns:am3d="http://schemas.microsoft.com/office/drawing/2017/model3d" xmlns:o="urn:schemas-microsoft-com:office:office" xmlns:oel="http://schemas.microsoft.com/office/2019/extlst" xmlns:r="http://schemas.openxmlformats.org/officeDocument/2006/relationships" xmlns:m="http://schemas.openxmlformats.org/officeDocument/2006/math" xmlns:v="urn:schemas-microsoft-com:vml" xmlns:wp14="http://schemas.microsoft.com/office/word/2010/wordprocessingDrawing" xmlns:wp="http://schemas.openxmlformats.org/drawingml/2006/wordprocessingDrawing" xmlns:w10="urn:schemas-microsoft-com:office:word" xmlns:w="http://schemas.openxmlformats.org/wordprocessingml/2006/main" xmlns:w14="http://schemas.microsoft.com/office/word/2010/wordml" xmlns:w15="http://schemas.microsoft.com/office/word/2012/wordml" xmlns:w16cex="http://schemas.microsoft.com/office/word/2018/wordml/cex" xmlns:w16cid="http://schemas.microsoft.com/office/word/2016/wordml/cid" xmlns:w16="http://schemas.microsoft.com/office/word/2018/wordml" xmlns:w16sdtdh="http://schemas.microsoft.com/office/word/2020/wordml/sdtdatahash" xmlns:w16se="http://schemas.microsoft.com/office/word/2015/wordml/symex" xmlns:wpg="http://schemas.microsoft.com/office/word/2010/wordprocessingGroup" xmlns:wpi="http://schemas.microsoft.com/office/word/2010/wordprocessingInk" xmlns:wne="http://schemas.microsoft.com/office/word/2006/wordml" xmlns:wps="http://schemas.microsoft.com/office/word/2010/wordprocessingShape" mc:Ignorable="w14 w15 w16se w16cid w16 w16cex w16sdtdh wp14">
+<w:document xmlns:ns1="http://schemas.openxmlformats.org/markup-compatibility/2006" xmlns:ns2="http://schemas.openxmlformats.org/officeDocument/2006/relationships" xmlns:w="http://schemas.openxmlformats.org/wordprocessingml/2006/main" ns1:Ignorable="w14 w15 w16se w16cid w16 w16cex w16sdtdh wp14">
   <w:body>
     <w:p>
       <w:pPr>
@@ -50,66 +50,8 @@
         <w:spacing w:after="100"/>
       </w:pPr>
       <w:r>
-        <w:rPr>
-          <w:rFonts w:ascii="Arial" w:hAnsi="Arial"/>
-          <w:color w:val="232D37"/>
-          <w:sz w:val="20"/>
-        </w:rPr>
-        <w:t xml:space="preserve">CSDL </w:t>
-      </w:r>
-      <w:proofErr w:type="spellStart"/>
-      <w:r>
-        <w:rPr>
-          <w:rFonts w:ascii="Arial" w:hAnsi="Arial"/>
-          <w:color w:val="232D37"/>
-          <w:sz w:val="20"/>
-        </w:rPr>
-        <w:t>được</w:t>
-      </w:r>
-      <w:proofErr w:type="spellEnd"/>
-      <w:r>
-        <w:rPr>
-          <w:rFonts w:ascii="Arial" w:hAnsi="Arial"/>
-          <w:color w:val="232D37"/>
-          <w:sz w:val="20"/>
-        </w:rPr>
-        <w:t xml:space="preserve"> </w:t>
-      </w:r>
-      <w:proofErr w:type="spellStart"/>
-      <w:r>
-        <w:rPr>
-          <w:rFonts w:ascii="Arial" w:hAnsi="Arial"/>
-          <w:color w:val="232D37"/>
-          <w:sz w:val="20"/>
-        </w:rPr>
-        <w:t>thiết</w:t>
-      </w:r>
-      <w:proofErr w:type="spellEnd"/>
-      <w:r>
-        <w:rPr>
-          <w:rFonts w:ascii="Arial" w:hAnsi="Arial"/>
-          <w:color w:val="232D37"/>
-          <w:sz w:val="20"/>
-        </w:rPr>
-        <w:t xml:space="preserve"> </w:t>
-      </w:r>
-      <w:proofErr w:type="spellStart"/>
-      <w:r>
-        <w:rPr>
-          <w:rFonts w:ascii="Arial" w:hAnsi="Arial"/>
-          <w:color w:val="232D37"/>
-          <w:sz w:val="20"/>
-        </w:rPr>
-        <w:t>kế</w:t>
-      </w:r>
-      <w:proofErr w:type="spellEnd"/>
-      <w:r>
-        <w:rPr>
-          <w:rFonts w:ascii="Arial" w:hAnsi="Arial"/>
-          <w:color w:val="232D37"/>
-          <w:sz w:val="20"/>
-        </w:rPr>
-        <w:t xml:space="preserve"> theo mô hình cơ sở dữ liệu quan hệ (RDBMS), đạt Chuẩn hóa bậc 3 (3NF) nhằm loại bỏ hoàn toàn dư thừa dữ liệu và đảm bảo tính toàn vẹn tham chiếu. Hệ thống gồm 12 bảng liên kết chặt chẽ:</w:t>
+        <w:rPr/>
+        <w:t>CSDL được thiết kế theo mô hình cơ sở dữ liệu quan hệ (RDBMS), đạt Chuẩn hóa bậc 3 (3NF) nhằm loại bỏ hoàn toàn dư thừa dữ liệu và đảm bảo tính toàn vẹn tham chiếu. Hệ thống gồm 14 bảng liên kết chặt chẽ:</w:t>
       </w:r>
     </w:p>
     <w:p>
@@ -146,12 +88,8 @@
         <w:spacing w:after="60"/>
       </w:pPr>
       <w:r>
-        <w:rPr>
-          <w:rFonts w:ascii="Arial" w:hAnsi="Arial"/>
-          <w:color w:val="232D37"/>
-          <w:sz w:val="19"/>
-        </w:rPr>
-        <w:t>03 Bảng quan hệ phụ thuộc &amp; trung gian: gym_images (album ảnh phòng tập 1–N), gym_categories (liên kết N–N giữa Gym và Loại hình), gym_amenities (liên kết N–N giữa Gym và Tiện ích).</w:t>
+        <w:rPr/>
+        <w:t>05 Bảng quan hệ phụ thuộc &amp; trung gian: gym_images (album ảnh phòng tập 1–N), gym_categories (liên kết N–N giữa Gym và Loại hình), gym_amenities (liên kết N–N giữa Gym và Tiện ích), gym_trainers (liên kết N–N giữa Gym và Trainer), trainer_specialties (liên kết N–N giữa Trainer và Chuyên môn).</w:t>
       </w:r>
     </w:p>
     <w:p>
@@ -736,12 +674,7 @@
           </w:tcPr>
           <w:p>
             <w:r>
-              <w:rPr>
-                <w:rFonts w:ascii="Arial" w:hAnsi="Arial"/>
-                <w:color w:val="232D37"/>
-                <w:sz w:val="17"/>
-              </w:rPr>
-              <w:t>Bảng specialties (id, name, slug) liên kết FK đến trainers</w:t>
+              <w:t>N–N qua bảng trung gian trainer_specialties (trainer_id, specialty_id)</w:t>
             </w:r>
           </w:p>
         </w:tc>
@@ -758,12 +691,7 @@
           </w:tcPr>
           <w:p>
             <w:r>
-              <w:rPr>
-                <w:rFonts w:ascii="Arial" w:hAnsi="Arial"/>
-                <w:color w:val="232D37"/>
-                <w:sz w:val="17"/>
-              </w:rPr>
-              <w:t>Chuẩn hóa danh mục môn đào tạo (Gym, Yoga, Boxing, CrossFit...); hỗ trợ phân loại và quản trị nội dung dễ dàng.</w:t>
+              <w:t>Một Trainer có thể có nhiều chuyên môn và một chuyên môn có thể gán cho nhiều Trainer. Mỗi Trainer phải có ≥1 liên kết trong trainer_specialties. Bộ lọc chuyên môn dùng EXISTS/JOIN trên trainer_specialties. Trường specialty_id trên trainers (nếu còn) chỉ mang tính tương thích tạm thời.</w:t>
             </w:r>
           </w:p>
         </w:tc>
@@ -885,7 +813,7 @@
                 <w:color w:val="232D37"/>
                 <w:sz w:val="17"/>
               </w:rPr>
-              <w:t>1–N (trainers.gym_id NOT NULL tham chiếu gyms.id)</w:t>
+              <w:t>N–N qua bảng trung gian gym_trainers (gym_id, trainer_id)</w:t>
             </w:r>
           </w:p>
         </w:tc>
@@ -907,7 +835,7 @@
                 <w:color w:val="232D37"/>
                 <w:sz w:val="17"/>
               </w:rPr>
-              <w:t>Mỗi Trainer đăng ký công tác tại một phòng gym cơ sở chính. Bộ lọc gym có PT được truy vấn tối ưu qua index gym_id.</w:t>
+              <w:t>Một Trainer có thể liên kết với nhiều phòng gym và một phòng gym có thể có nhiều Trainer. Mỗi Trainer trong phạm vi hiện tại phải có ít nhất một liên kết trong gym_trainers (không hỗ trợ Trainer tự do). Bộ lọc gym có PT và lọc Trainer theo gym dùng EXISTS/JOIN trên gym_trainers với index theo gym_id và trainer_id. Hồ sơ, chuyên môn, ảnh đại diện và đánh giá của Trainer được quản lý trên một bản ghi trainers duy nhất.</w:t>
             </w:r>
           </w:p>
         </w:tc>
@@ -1052,6 +980,38 @@
                 <w:sz w:val="17"/>
               </w:rPr>
               <w:t>UNIQUE (user_id, gym_id) và UNIQUE (user_id, trainer_id) ngăn lưu trùng; ON DELETE CASCADE tự động dọn dẹp khi xóa đối tượng.</w:t>
+            </w:r>
+          </w:p>
+        </w:tc>
+      </w:tr>
+      <w:tr>
+        <w:tc>
+          <w:tcPr>
+            <w:tcW w:type="dxa" w:w="2160"/>
+          </w:tcPr>
+          <w:p>
+            <w:r>
+              <w:t>Quản lý Trạng thái &amp; Cơ chế Tạm ẩn bảo toàn dữ liệu (Status Management &amp; Safe Soft Hiding)</w:t>
+            </w:r>
+          </w:p>
+        </w:tc>
+        <w:tc>
+          <w:tcPr>
+            <w:tcW w:type="dxa" w:w="2880"/>
+          </w:tcPr>
+          <w:p>
+            <w:r>
+              <w:t>Bảng gyms và trainers sử dụng cột status ENUM('active','hidden') DEFAULT 'active'; bảng users sử dụng status ENUM('active','locked') DEFAULT 'active'.</w:t>
+            </w:r>
+          </w:p>
+        </w:tc>
+        <w:tc>
+          <w:tcPr>
+            <w:tcW w:type="dxa" w:w="4896"/>
+          </w:tcPr>
+          <w:p>
+            <w:r>
+              <w:t>Chính sách nghiệp vụ ưu tiên Tạm ẩn (status='hidden') thay vì Xóa vật lý (Hard Delete) đối với gyms và trainers. Do reviews có khóa ngoại ON DELETE CASCADE tới trainers và gyms, nếu xóa cứng đối tượng thì toàn bộ đánh giá lịch sử (kể cả đã approved) sẽ bị xóa sạch theo cascade, gây mất dữ liệu lịch sử và sai lệch thống kê rating. Vì vậy giao diện quản trị không cung cấp nút Xóa cứng cho phòng tập và HLV; Admin chỉ tạm ẩn hoặc kích hoạt lại. Cơ chế status = 'hidden' cho phép ngừng công khai trên toàn bộ giao diện người dùng (danh sách, tìm kiếm, trang chủ, yêu thích và chặn truy cập URL chi tiết trả về 404), trong khi vẫn bảo toàn 100% dữ liệu lịch sử đánh giá và quan hệ phụ thuộc. Khóa tài khoản User (status = 'locked') ngăn chặn đăng nhập và gửi đánh giá mới nhưng bảo toàn dữ liệu đánh giá mà User đó đã gửi trước đây. Ràng buộc ON DELETE ở tầng CSDL vẫn được giữ để bảo vệ toàn vẹn tham chiếu nếu có thao tác dọn dữ liệu có kiểm soát ngoài giao diện thông thường.</w:t>
             </w:r>
           </w:p>
         </w:tc>
@@ -1068,14 +1028,8 @@
         <w:spacing w:before="280" w:after="120"/>
       </w:pPr>
       <w:r>
-        <w:rPr>
-          <w:rFonts w:ascii="Arial" w:hAnsi="Arial"/>
-          <w:b/>
-          <w:color w:val="143C64"/>
-          <w:sz w:val="26"/>
-        </w:rPr>
-        <w:lastRenderedPageBreak/>
-        <w:t>3. Sơ đồ thực thể quan hệ (ERD 12 Bảng)</w:t>
+        <w:rPr/>
+        <w:t>3. Sơ đồ thực thể quan hệ (ERD 14 Bảng)</w:t>
       </w:r>
     </w:p>
     <w:p>
@@ -1083,12 +1037,8 @@
         <w:spacing w:after="100"/>
       </w:pPr>
       <w:r>
-        <w:rPr>
-          <w:rFonts w:ascii="Arial" w:hAnsi="Arial"/>
-          <w:color w:val="232D37"/>
-          <w:sz w:val="20"/>
-        </w:rPr>
-        <w:t>Tóm tắt quan hệ và ràng buộc khóa ngoại (Foreign Keys) giữa 12 bảng trong cơ sở dữ liệu GYMFINDER:</w:t>
+        <w:rPr/>
+        <w:t>Tóm tắt quan hệ và ràng buộc khóa ngoại (Foreign Keys) giữa 14 bảng trong cơ sở dữ liệu GYMFINDER (gồm gym_trainers và trainer_specialties):</w:t>
       </w:r>
     </w:p>
     <w:tbl>
@@ -1963,12 +1913,7 @@
           </w:tcPr>
           <w:p>
             <w:r>
-              <w:rPr>
-                <w:rFonts w:ascii="Arial" w:hAnsi="Arial"/>
-                <w:color w:val="232D37"/>
-                <w:sz w:val="17"/>
-              </w:rPr>
-              <w:t>trainers</w:t>
+              <w:t>trainer_specialties</w:t>
             </w:r>
           </w:p>
         </w:tc>
@@ -1985,12 +1930,7 @@
           </w:tcPr>
           <w:p>
             <w:r>
-              <w:rPr>
-                <w:rFonts w:ascii="Arial" w:hAnsi="Arial"/>
-                <w:color w:val="232D37"/>
-                <w:sz w:val="17"/>
-              </w:rPr>
-              <w:t>trainers.specialty_id</w:t>
+              <w:t>trainer_specialties.specialty_id</w:t>
             </w:r>
           </w:p>
         </w:tc>
@@ -2029,12 +1969,7 @@
           </w:tcPr>
           <w:p>
             <w:r>
-              <w:rPr>
-                <w:rFonts w:ascii="Arial" w:hAnsi="Arial"/>
-                <w:color w:val="232D37"/>
-                <w:sz w:val="17"/>
-              </w:rPr>
-              <w:t>Chuyên môn huấn luyện của PT.</w:t>
+              <w:t>Chuyên môn liên kết nhiều–nhiều với PT qua trainer_specialties.</w:t>
             </w:r>
           </w:p>
         </w:tc>
@@ -2145,12 +2080,7 @@
           </w:tcPr>
           <w:p>
             <w:r>
-              <w:rPr>
-                <w:rFonts w:ascii="Arial" w:hAnsi="Arial"/>
-                <w:color w:val="232D37"/>
-                <w:sz w:val="17"/>
-              </w:rPr>
-              <w:t>HLV trực thuộc một phòng gym cơ sở.</w:t>
+              <w:t>HLV liên kết nhiều–nhiều với phòng gym qua gym_trainers (không dùng trainers.gym_id làm nguồn chuẩn).</w:t>
             </w:r>
           </w:p>
         </w:tc>
@@ -2493,12 +2423,7 @@
           </w:tcPr>
           <w:p>
             <w:r>
-              <w:rPr>
-                <w:rFonts w:ascii="Arial" w:hAnsi="Arial"/>
-                <w:color w:val="232D37"/>
-                <w:sz w:val="17"/>
-              </w:rPr>
-              <w:t>Đánh giá gửi cho phòng gym (target_type='gym').</w:t>
+              <w:t>Đánh giá gửi cho phòng gym (target_type='gym'). Ưu tiên cơ chế Tạm ẩn (status='hidden') trên giao diện quản trị để bảo toàn đánh giá lịch sử; không cung cấp Xóa cứng phòng tập trên UI.</w:t>
             </w:r>
           </w:p>
         </w:tc>
@@ -2609,12 +2534,7 @@
           </w:tcPr>
           <w:p>
             <w:r>
-              <w:rPr>
-                <w:rFonts w:ascii="Arial" w:hAnsi="Arial"/>
-                <w:color w:val="232D37"/>
-                <w:sz w:val="17"/>
-              </w:rPr>
-              <w:t>Đánh giá gửi cho HLV (target_type='trainer').</w:t>
+              <w:t>Đánh giá gửi cho HLV (target_type='trainer'). CSDL có ON DELETE CASCADE để bảo vệ toàn vẹn nếu bản ghi cha bị xóa vật lý ngoài quy trình thường; ở mức nghiệp vụ và giao diện quản trị, hệ thống chỉ dùng Tạm ẩn (status='hidden'), không xóa cứng HLV khi đã có đánh giá.</w:t>
             </w:r>
           </w:p>
         </w:tc>
@@ -2977,12 +2897,7 @@
           </w:tcPr>
           <w:p>
             <w:r>
-              <w:rPr>
-                <w:rFonts w:ascii="Arial" w:hAnsi="Arial"/>
-                <w:color w:val="232D37"/>
-                <w:sz w:val="17"/>
-              </w:rPr>
-              <w:t>Phòng gym được yêu thích.</w:t>
+              <w:t>Phòng gym được yêu thích. Tự động dọn dẹp khi xóa vật lý Gym; khi Gym ở trạng thái hidden, bản ghi favorite được bảo toàn nhưng không hiển thị trên danh sách yêu thích công khai.</w:t>
             </w:r>
           </w:p>
         </w:tc>
@@ -3093,12 +3008,7 @@
           </w:tcPr>
           <w:p>
             <w:r>
-              <w:rPr>
-                <w:rFonts w:ascii="Arial" w:hAnsi="Arial"/>
-                <w:color w:val="232D37"/>
-                <w:sz w:val="17"/>
-              </w:rPr>
-              <w:t>HLV được yêu thích.</w:t>
+              <w:t>HLV được yêu thích. Tự động dọn dẹp khi xóa vật lý HLV; khi HLV ở trạng thái hidden, bản ghi favorite vẫn được lưu nhưng tự động bị lọc ẩn khỏi danh sách yêu thích của người dùng.</w:t>
             </w:r>
           </w:p>
         </w:tc>
@@ -3115,13 +3025,8 @@
         <w:spacing w:before="280" w:after="120"/>
       </w:pPr>
       <w:r>
-        <w:rPr>
-          <w:rFonts w:ascii="Arial" w:hAnsi="Arial"/>
-          <w:b/>
-          <w:color w:val="143C64"/>
-          <w:sz w:val="26"/>
-        </w:rPr>
-        <w:t>4. Chi tiết đặc tả 12 bảng dữ liệu</w:t>
+        <w:rPr/>
+        <w:t>4. Chi tiết đặc tả 14 bảng dữ liệu (gồm gym_trainers và trainer_specialties)</w:t>
       </w:r>
     </w:p>
     <w:p>
@@ -3143,12 +3048,7 @@
         <w:spacing w:after="100"/>
       </w:pPr>
       <w:r>
-        <w:rPr>
-          <w:rFonts w:ascii="Arial" w:hAnsi="Arial"/>
-          <w:color w:val="232D37"/>
-          <w:sz w:val="20"/>
-        </w:rPr>
-        <w:t>Mục đích: Lưu thông tin tài khoản thành viên (User) và quản trị viên (Admin). Phân quyền bằng cột role.</w:t>
+        <w:t>Mục đích: Lưu thông tin tài khoản thành viên (User) và quản trị viên (Admin). Phân quyền bằng cột role; quản lý trạng thái tài khoản bằng cột status ('active' / 'locked') nhằm khóa tài khoản vi phạm mà không làm mất dữ liệu lịch sử đánh giá hoặc danh sách yêu thích.</w:t>
       </w:r>
     </w:p>
     <w:tbl>
@@ -4013,12 +3913,7 @@
           </w:tcPr>
           <w:p>
             <w:r>
-              <w:rPr>
-                <w:rFonts w:ascii="Arial" w:hAnsi="Arial"/>
-                <w:color w:val="232D37"/>
-                <w:sz w:val="17"/>
-              </w:rPr>
-              <w:t>Trạng thái tài khoản (hoạt động / khóa).</w:t>
+              <w:t>Trạng thái tài khoản: 'active' (hoạt động bình thường), 'locked' (bị khóa bởi Admin). Tài khoản bị khóa không thể đăng nhập hoặc tương tác, nhưng toàn bộ lịch sử đánh giá và dữ liệu liên quan được bảo toàn nguyên vẹn trong CSDL.</w:t>
             </w:r>
           </w:p>
         </w:tc>
@@ -6530,12 +6425,7 @@
         <w:spacing w:after="100"/>
       </w:pPr>
       <w:r>
-        <w:rPr>
-          <w:rFonts w:ascii="Arial" w:hAnsi="Arial"/>
-          <w:color w:val="232D37"/>
-          <w:sz w:val="20"/>
-        </w:rPr>
-        <w:t>Mục đích: Thực thể trọng tâm quản lý thông tin cơ sở phòng tập.</w:t>
+        <w:t>Mục đích: Thực thể trọng tâm quản lý thông tin cơ sở phòng tập. Quản lý trạng thái hiển thị (status) cho phép Admin tạm ẩn hoặc kích hoạt lại an toàn, bảo toàn toàn bộ dữ liệu phụ thuộc (ảnh, tiện ích, loại hình, đánh giá, HLV trực thuộc) mà không cần xóa vật lý.</w:t>
       </w:r>
     </w:p>
     <w:tbl>
@@ -8446,12 +8336,7 @@
           </w:tcPr>
           <w:p>
             <w:r>
-              <w:rPr>
-                <w:rFonts w:ascii="Arial" w:hAnsi="Arial"/>
-                <w:color w:val="232D37"/>
-                <w:sz w:val="17"/>
-              </w:rPr>
-              <w:t>Trạng thái hiển thị (hoạt động / ẩn).</w:t>
+              <w:t>Trạng thái hiển thị: 'active' (hoạt động, xuất hiện công khai trên tìm kiếm, danh mục, trang chủ, yêu thích), 'hidden' (tạm ẩn bởi Admin; loại bỏ khỏi tìm kiếm công khai, URL chi tiết trả về 404; toàn bộ dữ liệu tiện ích, hình ảnh, đánh giá và HLV liên kết được lưu giữ toàn vẹn để kích hoạt lại).</w:t>
             </w:r>
           </w:p>
         </w:tc>
@@ -9623,6 +9508,50 @@
       </w:r>
     </w:p>
     <w:p>
+      <w:r>
+        <w:t>4.9b. Bảng gym_trainers (Bảng trung gian Gym – Trainer)</w:t>
+      </w:r>
+    </w:p>
+    <w:p>
+      <w:r>
+        <w:t>Mục đích: Biểu diễn quan hệ nhiều–nhiều giữa phòng gym và huấn luyện viên. Một gym có nhiều trainer; một trainer có nhiều gym; mỗi trainer phải có ít nhất một liên kết.</w:t>
+      </w:r>
+    </w:p>
+    <w:p>
+      <w:r>
+        <w:t>Trường: gym_id (PK gộp, FK → gyms.id, ON DELETE RESTRICT); trainer_id (PK gộp, FK → trainers.id, ON DELETE RESTRICT). Có thể bổ sung created_at tùy triển khai.</w:t>
+      </w:r>
+    </w:p>
+    <w:p>
+      <w:r>
+        <w:t>Ràng buộc: UNIQUE/PK (gym_id, trainer_id) chống liên kết trùng; index idx_gt_trainer(trainer_id), idx_gt_gym(gym_id). Không tự xóa Trainer khi xóa/tạm ẩn một Gym và ngược lại.</w:t>
+      </w:r>
+    </w:p>
+    <w:p>
+      <w:r>
+        <w:rPr/>
+        <w:t>4.9c. Bảng trainer_specialties (Bảng trung gian Trainer – Specialty)</w:t>
+      </w:r>
+    </w:p>
+    <w:p>
+      <w:r>
+        <w:rPr/>
+        <w:t>Mục đích: Biểu diễn quan hệ nhiều–nhiều giữa huấn luyện viên và chuyên môn. Một trainer có nhiều chuyên môn; một chuyên môn có nhiều trainer; mỗi trainer phải có ít nhất một liên kết.</w:t>
+      </w:r>
+    </w:p>
+    <w:p>
+      <w:r>
+        <w:rPr/>
+        <w:t>Trường: trainer_id (PK gộp, FK → trainers.id, ON DELETE RESTRICT); specialty_id (PK gộp, FK → specialties.id, ON DELETE RESTRICT). Có thể bổ sung created_at tùy triển khai.</w:t>
+      </w:r>
+    </w:p>
+    <w:p>
+      <w:r>
+        <w:rPr/>
+        <w:t>Ràng buộc: UNIQUE/PK (trainer_id, specialty_id) chống liên kết trùng; index idx_ts_specialty(specialty_id), idx_ts_trainer(trainer_id). Không tự xóa Trainer khi xóa một chuyên môn (RESTRICT) và ngược lại. Trường specialty_id trên trainers (nếu còn) chỉ mang tính tương thích tạm thời; nguồn chuẩn là trainer_specialties.</w:t>
+      </w:r>
+    </w:p>
+    <w:p>
       <w:pPr>
         <w:spacing w:after="100"/>
       </w:pPr>
@@ -9962,12 +9891,7 @@
         <w:spacing w:after="100"/>
       </w:pPr>
       <w:r>
-        <w:rPr>
-          <w:rFonts w:ascii="Arial" w:hAnsi="Arial"/>
-          <w:color w:val="232D37"/>
-          <w:sz w:val="20"/>
-        </w:rPr>
-        <w:t>Mục đích: Quản lý hồ sơ, chuyên môn và thông tin liên hệ của Huấn luyện viên cá nhân.</w:t>
+        <w:t>Mục đích: Quản lý hồ sơ, chuyên môn và thông tin liên hệ của Huấn luyện viên cá nhân. Hỗ trợ trạng thái hiển thị (status: 'active' / 'hidden') giúp Admin có thể tạm ẩn hoặc kích hoạt lại hồ sơ linh hoạt, phân biệt rõ với thao tác xóa và bảo toàn nguyên vẹn lịch sử đánh giá từ học viên.</w:t>
       </w:r>
     </w:p>
     <w:tbl>
@@ -10548,12 +10472,7 @@
           </w:tcPr>
           <w:p>
             <w:r>
-              <w:rPr>
-                <w:rFonts w:ascii="Arial" w:hAnsi="Arial"/>
-                <w:color w:val="232D37"/>
-                <w:sz w:val="17"/>
-              </w:rPr>
-              <w:t>Chuyên môn đào tạo chính (ON DELETE RESTRICT).</w:t>
+              <w:t>Tương thích tạm thời: chuyên môn chính (nếu còn). Nguồn chuẩn là bảng trainer_specialties.</w:t>
             </w:r>
           </w:p>
         </w:tc>
@@ -11023,12 +10942,7 @@
           </w:tcPr>
           <w:p>
             <w:r>
-              <w:rPr>
-                <w:rFonts w:ascii="Arial" w:hAnsi="Arial"/>
-                <w:color w:val="232D37"/>
-                <w:sz w:val="17"/>
-              </w:rPr>
-              <w:t>Phòng gym trực thuộc cơ sở chính (ON DELETE RESTRICT).</w:t>
+              <w:t>Trường gym_id và specialty_id trên trainers (nếu còn trong giai đoạn chuyển đổi) chỉ mang tính tương thích tạm thời; nguồn liên kết chuẩn là bảng gym_trainers và trainer_specialties.</w:t>
             </w:r>
           </w:p>
         </w:tc>
@@ -11498,12 +11412,7 @@
           </w:tcPr>
           <w:p>
             <w:r>
-              <w:rPr>
-                <w:rFonts w:ascii="Arial" w:hAnsi="Arial"/>
-                <w:color w:val="232D37"/>
-                <w:sz w:val="17"/>
-              </w:rPr>
-              <w:t>Trạng thái hiển thị hồ sơ.</w:t>
+              <w:t>Trạng thái hiển thị hồ sơ: 'active' (hoạt động, công khai trên toàn hệ thống), 'hidden' (tạm ẩn bởi Admin; bị loại khỏi tìm kiếm, danh mục, trang chủ, danh sách yêu thích và URL chi tiết trả về 404; bảo toàn toàn bộ dữ liệu chuyên môn, phòng tập liên kết và lịch sử đánh giá để kích hoạt lại; phân biệt rõ với thao tác xóa).</w:t>
             </w:r>
           </w:p>
         </w:tc>
@@ -13831,12 +13740,7 @@
         <w:spacing w:after="60"/>
       </w:pPr>
       <w:r>
-        <w:rPr>
-          <w:rFonts w:ascii="Arial" w:hAnsi="Arial"/>
-          <w:color w:val="232D37"/>
-          <w:sz w:val="19"/>
-        </w:rPr>
-        <w:t>Ràng buộc toàn vẹn tham chiếu (Foreign Keys): Áp dụng ON DELETE CASCADE cho các bảng phụ thuộc (ảnh, liên kết danh mục, tiện ích, yêu thích, đánh giá khi đối tượng chính bị xóa); áp dụng ON DELETE RESTRICT cho các danh mục quận/huyện, chuyên môn nhằm ngăn ngừa xóa nhầm dữ liệu đang có tham chiếu.</w:t>
+        <w:t>Ràng buộc toàn vẹn tham chiếu (Foreign Keys) và Chính sách Bảo toàn Dữ liệu: Bảng gym_trainers biểu diễn quan hệ N–N Gym–Trainer với khóa chính hoặc UNIQUE (gym_id, trainer_id); FK gym_id → gyms(id) ON DELETE RESTRICT; FK trainer_id → trainers(id) ON DELETE RESTRICT; index theo gym_id và trainer_id. Bảng trainer_specialties biểu diễn quan hệ N–N Trainer–Specialty với khóa chính hoặc UNIQUE (trainer_id, specialty_id); FK trainer_id → trainers(id) ON DELETE RESTRICT; FK specialty_id → specialties(id) ON DELETE RESTRICT; index theo trainer_id và specialty_id. Ứng dụng bắt buộc mỗi Trainer còn ít nhất một liên kết gym và ít nhất một chuyên môn; không cho gỡ liên kết cuối cùng và không tạo Trainer không gắn gym/chuyên môn. Tạm ẩn gym/trainer không xóa liên kết. Áp dụng ON DELETE CASCADE cho các bảng phụ thuộc (ảnh, liên kết danh mục, tiện ích, yêu thích, đánh giá khi đối tượng chính bị xóa vật lý); áp dụng ON DELETE RESTRICT cho các danh mục quận/huyện, chuyên môn và các bảng trung gian gym_trainers, trainer_specialties nhằm ngăn ngừa xóa nhầm dữ liệu đang có tham chiếu. Về mặt chính sách dữ liệu ở tầng ứng dụng (Application-Level Policy), hệ thống ưu tiên sử dụng cơ chế Tạm ẩn (status='hidden' cho Gym/Trainer, status='locked' cho User) thay vì Xóa cứng (Hard Delete) nhằm bảo toàn tuyệt đối dữ liệu lịch sử đánh giá và điểm rating thống kê. Thao tác Xóa vật lý chỉ áp dụng khi đối tượng chưa có dữ liệu ràng buộc phụ thuộc (chưa có đánh giá hoặc yêu thích) hoặc theo quy trình thanh lọc dữ liệu có kiểm soát. Giao diện quản trị không cung cấp Xóa cứng cho gyms/trainers; chỉ dùng Tạm ẩn/Kích hoạt lại (và khóa User) để bảo toàn lịch sử đánh giá.</w:t>
       </w:r>
     </w:p>
     <w:p>
@@ -13990,13 +13894,7 @@
           </w:tcPr>
           <w:p>
             <w:r>
-              <w:rPr>
-                <w:rFonts w:ascii="Arial" w:hAnsi="Arial"/>
-                <w:b/>
-                <w:color w:val="FFFFFF"/>
-                <w:sz w:val="18"/>
-              </w:rPr>
-              <w:t>Thiết kế hoàn chỉnh hiện tại (12 bảng)</w:t>
+              <w:t>Thiết kế hoàn chỉnh hiện tại (14 bảng, gồm gym_trainers và trainer_specialties)</w:t>
             </w:r>
           </w:p>
         </w:tc>
@@ -14063,12 +13961,7 @@
           </w:tcPr>
           <w:p>
             <w:r>
-              <w:rPr>
-                <w:rFonts w:ascii="Arial" w:hAnsi="Arial"/>
-                <w:color w:val="232D37"/>
-                <w:sz w:val="17"/>
-              </w:rPr>
-              <w:t>12 bảng chuẩn hóa 3NF</w:t>
+              <w:t>14 bảng chuẩn hóa 3NF (thêm gym_trainers và trainer_specialties)</w:t>
             </w:r>
           </w:p>
         </w:tc>
@@ -14279,12 +14172,7 @@
           </w:tcPr>
           <w:p>
             <w:r>
-              <w:rPr>
-                <w:rFonts w:ascii="Arial" w:hAnsi="Arial"/>
-                <w:color w:val="232D37"/>
-                <w:sz w:val="17"/>
-              </w:rPr>
-              <w:t>Chuẩn hóa bảng specialties có khóa ngoại liên kết</w:t>
+              <w:t>Chuẩn hóa bảng specialties + bảng trung gian trainer_specialties (N–N); mỗi PT có ≥1 chuyên môn</w:t>
             </w:r>
           </w:p>
         </w:tc>
@@ -14429,7 +14317,7 @@
                 <w:color w:val="232D37"/>
                 <w:sz w:val="17"/>
               </w:rPr>
-              <w:t>Quan hệ 1–N: mỗi PT công tác tại 1 Gym cơ sở (trainers.gym_id)</w:t>
+              <w:t>Quan hệ N–N: bảng trung gian gym_trainers (gym_id, trainer_id); mỗi PT có ≥1 liên kết</w:t>
             </w:r>
           </w:p>
         </w:tc>
@@ -14502,6 +14390,38 @@
                 <w:sz w:val="17"/>
               </w:rPr>
               <w:t>Đầy đủ trạng thái pending/approved/rejected, admin duyệt, lý do từ chối</w:t>
+            </w:r>
+          </w:p>
+        </w:tc>
+      </w:tr>
+      <w:tr>
+        <w:tc>
+          <w:tcPr>
+            <w:tcW w:type="dxa" w:w="2304"/>
+          </w:tcPr>
+          <w:p>
+            <w:r>
+              <w:t>Cơ chế Tạm ẩn &amp; Bảo toàn dữ liệu</w:t>
+            </w:r>
+          </w:p>
+        </w:tc>
+        <w:tc>
+          <w:tcPr>
+            <w:tcW w:type="dxa" w:w="3456"/>
+          </w:tcPr>
+          <w:p>
+            <w:r>
+              <w:t>Không có trường trạng thái hoặc xóa cứng làm mất dữ liệu lịch sử</w:t>
+            </w:r>
+          </w:p>
+        </w:tc>
+        <w:tc>
+          <w:tcPr>
+            <w:tcW w:type="dxa" w:w="4176"/>
+          </w:tcPr>
+          <w:p>
+            <w:r>
+              <w:t>Cột status ('active', 'hidden', 'locked') chuẩn hóa trên gyms, trainers, users; cho phép tạm ẩn/khóa an toàn mà không làm mất lịch sử đánh giá</w:t>
             </w:r>
           </w:p>
         </w:tc>
@@ -14526,7 +14446,7 @@
       </w:pPr>
     </w:p>
     <w:sectPr>
-      <w:headerReference w:type="default" r:id="rId8"/>
+      <w:headerReference w:type="default" ns2:id="rId8"/>
       <w:pgSz w:w="12240" w:h="15840"/>
       <w:pgMar w:top="1152" w:right="1152" w:bottom="1152" w:left="1152" w:header="720" w:footer="720" w:gutter="0"/>
       <w:cols w:space="720"/>
